--- a/04_QA_Seguridad_Documentacion/Evidencias/Fase 3 - Registro de Evidencias Proyecto 6.docx
+++ b/04_QA_Seguridad_Documentacion/Evidencias/Fase 3 - Registro de Evidencias Proyecto 6.docx
@@ -67,7 +67,21 @@
           <w:u w:val="single"/>
           <w:lang w:val="es-SV"/>
         </w:rPr>
-        <w:t>______________________________</w:t>
+        <w:t>_________________________</w:t>
+      </w:r>
+      <w:r>
+        <w:rPr>
+          <w:u w:val="single"/>
+          <w:lang w:val="es-SV"/>
+        </w:rPr>
+        <w:t>_____</w:t>
+      </w:r>
+      <w:r>
+        <w:rPr>
+          <w:u w:val="single"/>
+          <w:lang w:val="es-SV"/>
+        </w:rPr>
+        <w:t>_____</w:t>
       </w:r>
     </w:p>
     <w:p>
@@ -137,7 +151,21 @@
           <w:u w:val="single"/>
           <w:lang w:val="es-SV"/>
         </w:rPr>
-        <w:t>_______________________________</w:t>
+        <w:t>_________________________</w:t>
+      </w:r>
+      <w:r>
+        <w:rPr>
+          <w:u w:val="single"/>
+          <w:lang w:val="es-SV"/>
+        </w:rPr>
+        <w:t>__________</w:t>
+      </w:r>
+      <w:r>
+        <w:rPr>
+          <w:u w:val="single"/>
+          <w:lang w:val="es-SV"/>
+        </w:rPr>
+        <w:t>______</w:t>
       </w:r>
     </w:p>
     <w:p>
@@ -160,7 +188,8 @@
     <w:tbl>
       <w:tblPr>
         <w:tblStyle w:val="Table"/>
-        <w:tblW w:w="5000" w:type="pct"/>
+        <w:tblW w:w="4574" w:type="pct"/>
+        <w:jc w:val="center"/>
         <w:tblBorders>
           <w:top w:val="single" w:sz="4" w:space="0" w:color="auto"/>
           <w:left w:val="single" w:sz="4" w:space="0" w:color="auto"/>
@@ -173,24 +202,22 @@
         <w:tblLook w:val="0020" w:firstRow="1" w:lastRow="0" w:firstColumn="0" w:lastColumn="0" w:noHBand="0" w:noVBand="0"/>
       </w:tblPr>
       <w:tblGrid>
-        <w:gridCol w:w="1318"/>
-        <w:gridCol w:w="1185"/>
-        <w:gridCol w:w="1581"/>
-        <w:gridCol w:w="1713"/>
-        <w:gridCol w:w="1450"/>
-        <w:gridCol w:w="1581"/>
+        <w:gridCol w:w="1319"/>
+        <w:gridCol w:w="1371"/>
+        <w:gridCol w:w="2126"/>
+        <w:gridCol w:w="1701"/>
+        <w:gridCol w:w="1559"/>
       </w:tblGrid>
       <w:tr>
         <w:trPr>
           <w:cnfStyle w:val="100000000000" w:firstRow="1" w:lastRow="0" w:firstColumn="0" w:lastColumn="0" w:oddVBand="0" w:evenVBand="0" w:oddHBand="0" w:evenHBand="0" w:firstRowFirstColumn="0" w:firstRowLastColumn="0" w:lastRowFirstColumn="0" w:lastRowLastColumn="0"/>
           <w:tblHeader/>
+          <w:jc w:val="center"/>
         </w:trPr>
         <w:tc>
           <w:tcPr>
             <w:tcW w:w="1318" w:type="dxa"/>
-            <w:tcBorders>
-              <w:bottom w:val="none" w:sz="0" w:space="0" w:color="auto"/>
-            </w:tcBorders>
+            <w:shd w:val="clear" w:color="auto" w:fill="D9D9D9" w:themeFill="background1" w:themeFillShade="D9"/>
           </w:tcPr>
           <w:p>
             <w:pPr>
@@ -199,6 +226,8 @@
               <w:rPr>
                 <w:b/>
                 <w:bCs/>
+                <w:sz w:val="24"/>
+                <w:szCs w:val="24"/>
                 <w:lang w:val="es-SV"/>
               </w:rPr>
             </w:pPr>
@@ -206,6 +235,8 @@
               <w:rPr>
                 <w:b/>
                 <w:bCs/>
+                <w:sz w:val="24"/>
+                <w:szCs w:val="24"/>
                 <w:lang w:val="es-SV"/>
               </w:rPr>
               <w:t>Código</w:t>
@@ -214,10 +245,8 @@
         </w:tc>
         <w:tc>
           <w:tcPr>
-            <w:tcW w:w="1185" w:type="dxa"/>
-            <w:tcBorders>
-              <w:bottom w:val="none" w:sz="0" w:space="0" w:color="auto"/>
-            </w:tcBorders>
+            <w:tcW w:w="1371" w:type="dxa"/>
+            <w:shd w:val="clear" w:color="auto" w:fill="D9D9D9" w:themeFill="background1" w:themeFillShade="D9"/>
           </w:tcPr>
           <w:p>
             <w:pPr>
@@ -226,6 +255,8 @@
               <w:rPr>
                 <w:b/>
                 <w:bCs/>
+                <w:sz w:val="24"/>
+                <w:szCs w:val="24"/>
                 <w:lang w:val="es-SV"/>
               </w:rPr>
             </w:pPr>
@@ -233,6 +264,8 @@
               <w:rPr>
                 <w:b/>
                 <w:bCs/>
+                <w:sz w:val="24"/>
+                <w:szCs w:val="24"/>
                 <w:lang w:val="es-SV"/>
               </w:rPr>
               <w:t>Fecha</w:t>
@@ -241,10 +274,8 @@
         </w:tc>
         <w:tc>
           <w:tcPr>
-            <w:tcW w:w="1581" w:type="dxa"/>
-            <w:tcBorders>
-              <w:bottom w:val="none" w:sz="0" w:space="0" w:color="auto"/>
-            </w:tcBorders>
+            <w:tcW w:w="2126" w:type="dxa"/>
+            <w:shd w:val="clear" w:color="auto" w:fill="D9D9D9" w:themeFill="background1" w:themeFillShade="D9"/>
           </w:tcPr>
           <w:p>
             <w:pPr>
@@ -253,6 +284,8 @@
               <w:rPr>
                 <w:b/>
                 <w:bCs/>
+                <w:sz w:val="24"/>
+                <w:szCs w:val="24"/>
                 <w:lang w:val="es-SV"/>
               </w:rPr>
             </w:pPr>
@@ -260,6 +293,8 @@
               <w:rPr>
                 <w:b/>
                 <w:bCs/>
+                <w:sz w:val="24"/>
+                <w:szCs w:val="24"/>
                 <w:lang w:val="es-SV"/>
               </w:rPr>
               <w:t>Actividad</w:t>
@@ -268,10 +303,8 @@
         </w:tc>
         <w:tc>
           <w:tcPr>
-            <w:tcW w:w="1713" w:type="dxa"/>
-            <w:tcBorders>
-              <w:bottom w:val="none" w:sz="0" w:space="0" w:color="auto"/>
-            </w:tcBorders>
+            <w:tcW w:w="1701" w:type="dxa"/>
+            <w:shd w:val="clear" w:color="auto" w:fill="D9D9D9" w:themeFill="background1" w:themeFillShade="D9"/>
           </w:tcPr>
           <w:p>
             <w:pPr>
@@ -280,6 +313,8 @@
               <w:rPr>
                 <w:b/>
                 <w:bCs/>
+                <w:sz w:val="24"/>
+                <w:szCs w:val="24"/>
                 <w:lang w:val="es-SV"/>
               </w:rPr>
             </w:pPr>
@@ -287,18 +322,18 @@
               <w:rPr>
                 <w:b/>
                 <w:bCs/>
+                <w:sz w:val="24"/>
+                <w:szCs w:val="24"/>
                 <w:lang w:val="es-SV"/>
               </w:rPr>
-              <w:t>Responsable</w:t>
+              <w:t>Evidencia</w:t>
             </w:r>
           </w:p>
         </w:tc>
         <w:tc>
           <w:tcPr>
-            <w:tcW w:w="1450" w:type="dxa"/>
-            <w:tcBorders>
-              <w:bottom w:val="none" w:sz="0" w:space="0" w:color="auto"/>
-            </w:tcBorders>
+            <w:tcW w:w="1559" w:type="dxa"/>
+            <w:shd w:val="clear" w:color="auto" w:fill="D9D9D9" w:themeFill="background1" w:themeFillShade="D9"/>
           </w:tcPr>
           <w:p>
             <w:pPr>
@@ -307,6 +342,8 @@
               <w:rPr>
                 <w:b/>
                 <w:bCs/>
+                <w:sz w:val="24"/>
+                <w:szCs w:val="24"/>
                 <w:lang w:val="es-SV"/>
               </w:rPr>
             </w:pPr>
@@ -314,33 +351,8 @@
               <w:rPr>
                 <w:b/>
                 <w:bCs/>
-                <w:lang w:val="es-SV"/>
-              </w:rPr>
-              <w:t>Evidencia</w:t>
-            </w:r>
-          </w:p>
-        </w:tc>
-        <w:tc>
-          <w:tcPr>
-            <w:tcW w:w="1581" w:type="dxa"/>
-            <w:tcBorders>
-              <w:bottom w:val="none" w:sz="0" w:space="0" w:color="auto"/>
-            </w:tcBorders>
-          </w:tcPr>
-          <w:p>
-            <w:pPr>
-              <w:pStyle w:val="Compact"/>
-              <w:jc w:val="center"/>
-              <w:rPr>
-                <w:b/>
-                <w:bCs/>
-                <w:lang w:val="es-SV"/>
-              </w:rPr>
-            </w:pPr>
-            <w:r>
-              <w:rPr>
-                <w:b/>
-                <w:bCs/>
+                <w:sz w:val="24"/>
+                <w:szCs w:val="24"/>
                 <w:lang w:val="es-SV"/>
               </w:rPr>
               <w:t>Resultado</w:t>
@@ -349,6 +361,9 @@
         </w:tc>
       </w:tr>
       <w:tr>
+        <w:trPr>
+          <w:jc w:val="center"/>
+        </w:trPr>
         <w:tc>
           <w:tcPr>
             <w:tcW w:w="1318" w:type="dxa"/>
@@ -376,20 +391,29 @@
         </w:tc>
         <w:tc>
           <w:tcPr>
-            <w:tcW w:w="1185" w:type="dxa"/>
+            <w:tcW w:w="1371" w:type="dxa"/>
+            <w:vAlign w:val="center"/>
           </w:tcPr>
           <w:p>
             <w:pPr>
               <w:pStyle w:val="Compact"/>
+              <w:jc w:val="center"/>
               <w:rPr>
                 <w:lang w:val="es-SV"/>
               </w:rPr>
             </w:pPr>
+            <w:r>
+              <w:rPr>
+                <w:lang w:val="es-SV"/>
+              </w:rPr>
+              <w:t>20/07/2026 al 02/08/2026</w:t>
+            </w:r>
           </w:p>
         </w:tc>
         <w:tc>
           <w:tcPr>
-            <w:tcW w:w="1581" w:type="dxa"/>
+            <w:tcW w:w="2126" w:type="dxa"/>
+            <w:vAlign w:val="center"/>
           </w:tcPr>
           <w:p>
             <w:pPr>
@@ -410,20 +434,7 @@
         </w:tc>
         <w:tc>
           <w:tcPr>
-            <w:tcW w:w="1713" w:type="dxa"/>
-          </w:tcPr>
-          <w:p>
-            <w:pPr>
-              <w:pStyle w:val="Compact"/>
-              <w:rPr>
-                <w:lang w:val="es-SV"/>
-              </w:rPr>
-            </w:pPr>
-          </w:p>
-        </w:tc>
-        <w:tc>
-          <w:tcPr>
-            <w:tcW w:w="1450" w:type="dxa"/>
+            <w:tcW w:w="1701" w:type="dxa"/>
             <w:vAlign w:val="center"/>
           </w:tcPr>
           <w:p>
@@ -438,13 +449,21 @@
               <w:rPr>
                 <w:lang w:val="es-SV"/>
               </w:rPr>
-              <w:t>Login exitoso y acceso al dashboard</w:t>
+              <w:t xml:space="preserve">Login exitoso y acceso al </w:t>
             </w:r>
+            <w:proofErr w:type="spellStart"/>
+            <w:r>
+              <w:rPr>
+                <w:lang w:val="es-SV"/>
+              </w:rPr>
+              <w:t>dashboard</w:t>
+            </w:r>
+            <w:proofErr w:type="spellEnd"/>
           </w:p>
         </w:tc>
         <w:tc>
           <w:tcPr>
-            <w:tcW w:w="1581" w:type="dxa"/>
+            <w:tcW w:w="1559" w:type="dxa"/>
             <w:vAlign w:val="center"/>
           </w:tcPr>
           <w:p>
@@ -469,6 +488,9 @@
         </w:tc>
       </w:tr>
       <w:tr>
+        <w:trPr>
+          <w:jc w:val="center"/>
+        </w:trPr>
         <w:tc>
           <w:tcPr>
             <w:tcW w:w="1318" w:type="dxa"/>
@@ -496,20 +518,29 @@
         </w:tc>
         <w:tc>
           <w:tcPr>
-            <w:tcW w:w="1185" w:type="dxa"/>
+            <w:tcW w:w="1371" w:type="dxa"/>
+            <w:vAlign w:val="center"/>
           </w:tcPr>
           <w:p>
             <w:pPr>
               <w:pStyle w:val="Compact"/>
+              <w:jc w:val="center"/>
               <w:rPr>
                 <w:lang w:val="es-SV"/>
               </w:rPr>
             </w:pPr>
+            <w:r>
+              <w:rPr>
+                <w:lang w:val="es-SV"/>
+              </w:rPr>
+              <w:t>20/07/2026 al 02/08/2026</w:t>
+            </w:r>
           </w:p>
         </w:tc>
         <w:tc>
           <w:tcPr>
-            <w:tcW w:w="1581" w:type="dxa"/>
+            <w:tcW w:w="2126" w:type="dxa"/>
+            <w:vAlign w:val="center"/>
           </w:tcPr>
           <w:p>
             <w:pPr>
@@ -530,20 +561,7 @@
         </w:tc>
         <w:tc>
           <w:tcPr>
-            <w:tcW w:w="1713" w:type="dxa"/>
-          </w:tcPr>
-          <w:p>
-            <w:pPr>
-              <w:pStyle w:val="Compact"/>
-              <w:rPr>
-                <w:lang w:val="es-SV"/>
-              </w:rPr>
-            </w:pPr>
-          </w:p>
-        </w:tc>
-        <w:tc>
-          <w:tcPr>
-            <w:tcW w:w="1450" w:type="dxa"/>
+            <w:tcW w:w="1701" w:type="dxa"/>
             <w:vAlign w:val="center"/>
           </w:tcPr>
           <w:p>
@@ -564,7 +582,7 @@
         </w:tc>
         <w:tc>
           <w:tcPr>
-            <w:tcW w:w="1581" w:type="dxa"/>
+            <w:tcW w:w="1559" w:type="dxa"/>
             <w:vAlign w:val="center"/>
           </w:tcPr>
           <w:p>
@@ -587,6 +605,9 @@
         </w:tc>
       </w:tr>
       <w:tr>
+        <w:trPr>
+          <w:jc w:val="center"/>
+        </w:trPr>
         <w:tc>
           <w:tcPr>
             <w:tcW w:w="1318" w:type="dxa"/>
@@ -614,20 +635,29 @@
         </w:tc>
         <w:tc>
           <w:tcPr>
-            <w:tcW w:w="1185" w:type="dxa"/>
+            <w:tcW w:w="1371" w:type="dxa"/>
+            <w:vAlign w:val="center"/>
           </w:tcPr>
           <w:p>
             <w:pPr>
               <w:pStyle w:val="Compact"/>
+              <w:jc w:val="center"/>
               <w:rPr>
                 <w:lang w:val="es-SV"/>
               </w:rPr>
             </w:pPr>
+            <w:r>
+              <w:rPr>
+                <w:lang w:val="es-SV"/>
+              </w:rPr>
+              <w:t>20/07/2026 al 02/08/2026</w:t>
+            </w:r>
           </w:p>
         </w:tc>
         <w:tc>
           <w:tcPr>
-            <w:tcW w:w="1581" w:type="dxa"/>
+            <w:tcW w:w="2126" w:type="dxa"/>
+            <w:vAlign w:val="center"/>
           </w:tcPr>
           <w:p>
             <w:pPr>
@@ -648,20 +678,7 @@
         </w:tc>
         <w:tc>
           <w:tcPr>
-            <w:tcW w:w="1713" w:type="dxa"/>
-          </w:tcPr>
-          <w:p>
-            <w:pPr>
-              <w:pStyle w:val="Compact"/>
-              <w:rPr>
-                <w:lang w:val="es-SV"/>
-              </w:rPr>
-            </w:pPr>
-          </w:p>
-        </w:tc>
-        <w:tc>
-          <w:tcPr>
-            <w:tcW w:w="1450" w:type="dxa"/>
+            <w:tcW w:w="1701" w:type="dxa"/>
             <w:vAlign w:val="center"/>
           </w:tcPr>
           <w:p>
@@ -682,7 +699,7 @@
         </w:tc>
         <w:tc>
           <w:tcPr>
-            <w:tcW w:w="1581" w:type="dxa"/>
+            <w:tcW w:w="1559" w:type="dxa"/>
             <w:vAlign w:val="center"/>
           </w:tcPr>
           <w:p>
@@ -705,6 +722,9 @@
         </w:tc>
       </w:tr>
       <w:tr>
+        <w:trPr>
+          <w:jc w:val="center"/>
+        </w:trPr>
         <w:tc>
           <w:tcPr>
             <w:tcW w:w="1318" w:type="dxa"/>
@@ -732,20 +752,29 @@
         </w:tc>
         <w:tc>
           <w:tcPr>
-            <w:tcW w:w="1185" w:type="dxa"/>
+            <w:tcW w:w="1371" w:type="dxa"/>
+            <w:vAlign w:val="center"/>
           </w:tcPr>
           <w:p>
             <w:pPr>
               <w:pStyle w:val="Compact"/>
+              <w:jc w:val="center"/>
               <w:rPr>
                 <w:lang w:val="es-SV"/>
               </w:rPr>
             </w:pPr>
+            <w:r>
+              <w:rPr>
+                <w:lang w:val="es-SV"/>
+              </w:rPr>
+              <w:t>20/07/2026 al 02/08/2026</w:t>
+            </w:r>
           </w:p>
         </w:tc>
         <w:tc>
           <w:tcPr>
-            <w:tcW w:w="1581" w:type="dxa"/>
+            <w:tcW w:w="2126" w:type="dxa"/>
+            <w:vAlign w:val="center"/>
           </w:tcPr>
           <w:p>
             <w:pPr>
@@ -766,20 +795,7 @@
         </w:tc>
         <w:tc>
           <w:tcPr>
-            <w:tcW w:w="1713" w:type="dxa"/>
-          </w:tcPr>
-          <w:p>
-            <w:pPr>
-              <w:pStyle w:val="Compact"/>
-              <w:rPr>
-                <w:lang w:val="es-SV"/>
-              </w:rPr>
-            </w:pPr>
-          </w:p>
-        </w:tc>
-        <w:tc>
-          <w:tcPr>
-            <w:tcW w:w="1450" w:type="dxa"/>
+            <w:tcW w:w="1701" w:type="dxa"/>
             <w:vAlign w:val="center"/>
           </w:tcPr>
           <w:p>
@@ -800,7 +816,7 @@
         </w:tc>
         <w:tc>
           <w:tcPr>
-            <w:tcW w:w="1581" w:type="dxa"/>
+            <w:tcW w:w="1559" w:type="dxa"/>
             <w:vAlign w:val="center"/>
           </w:tcPr>
           <w:p>
@@ -823,6 +839,9 @@
         </w:tc>
       </w:tr>
       <w:tr>
+        <w:trPr>
+          <w:jc w:val="center"/>
+        </w:trPr>
         <w:tc>
           <w:tcPr>
             <w:tcW w:w="1318" w:type="dxa"/>
@@ -850,20 +869,29 @@
         </w:tc>
         <w:tc>
           <w:tcPr>
-            <w:tcW w:w="1185" w:type="dxa"/>
+            <w:tcW w:w="1371" w:type="dxa"/>
+            <w:vAlign w:val="center"/>
           </w:tcPr>
           <w:p>
             <w:pPr>
               <w:pStyle w:val="Compact"/>
+              <w:jc w:val="center"/>
               <w:rPr>
                 <w:lang w:val="es-SV"/>
               </w:rPr>
             </w:pPr>
+            <w:r>
+              <w:rPr>
+                <w:lang w:val="es-SV"/>
+              </w:rPr>
+              <w:t>20/07/2026 al 02/08/2026</w:t>
+            </w:r>
           </w:p>
         </w:tc>
         <w:tc>
           <w:tcPr>
-            <w:tcW w:w="1581" w:type="dxa"/>
+            <w:tcW w:w="2126" w:type="dxa"/>
+            <w:vAlign w:val="center"/>
           </w:tcPr>
           <w:p>
             <w:pPr>
@@ -884,20 +912,7 @@
         </w:tc>
         <w:tc>
           <w:tcPr>
-            <w:tcW w:w="1713" w:type="dxa"/>
-          </w:tcPr>
-          <w:p>
-            <w:pPr>
-              <w:pStyle w:val="Compact"/>
-              <w:rPr>
-                <w:lang w:val="es-SV"/>
-              </w:rPr>
-            </w:pPr>
-          </w:p>
-        </w:tc>
-        <w:tc>
-          <w:tcPr>
-            <w:tcW w:w="1450" w:type="dxa"/>
+            <w:tcW w:w="1701" w:type="dxa"/>
             <w:vAlign w:val="center"/>
           </w:tcPr>
           <w:p>
@@ -918,7 +933,7 @@
         </w:tc>
         <w:tc>
           <w:tcPr>
-            <w:tcW w:w="1581" w:type="dxa"/>
+            <w:tcW w:w="1559" w:type="dxa"/>
             <w:vAlign w:val="center"/>
           </w:tcPr>
           <w:p>
@@ -941,6 +956,9 @@
         </w:tc>
       </w:tr>
       <w:tr>
+        <w:trPr>
+          <w:jc w:val="center"/>
+        </w:trPr>
         <w:tc>
           <w:tcPr>
             <w:tcW w:w="1318" w:type="dxa"/>
@@ -968,20 +986,29 @@
         </w:tc>
         <w:tc>
           <w:tcPr>
-            <w:tcW w:w="1185" w:type="dxa"/>
+            <w:tcW w:w="1371" w:type="dxa"/>
+            <w:vAlign w:val="center"/>
           </w:tcPr>
           <w:p>
             <w:pPr>
               <w:pStyle w:val="Compact"/>
+              <w:jc w:val="center"/>
               <w:rPr>
                 <w:lang w:val="es-SV"/>
               </w:rPr>
             </w:pPr>
+            <w:r>
+              <w:rPr>
+                <w:lang w:val="es-SV"/>
+              </w:rPr>
+              <w:t>20/07/2026 al 02/08/2026</w:t>
+            </w:r>
           </w:p>
         </w:tc>
         <w:tc>
           <w:tcPr>
-            <w:tcW w:w="1581" w:type="dxa"/>
+            <w:tcW w:w="2126" w:type="dxa"/>
+            <w:vAlign w:val="center"/>
           </w:tcPr>
           <w:p>
             <w:pPr>
@@ -1002,20 +1029,7 @@
         </w:tc>
         <w:tc>
           <w:tcPr>
-            <w:tcW w:w="1713" w:type="dxa"/>
-          </w:tcPr>
-          <w:p>
-            <w:pPr>
-              <w:pStyle w:val="Compact"/>
-              <w:rPr>
-                <w:lang w:val="es-SV"/>
-              </w:rPr>
-            </w:pPr>
-          </w:p>
-        </w:tc>
-        <w:tc>
-          <w:tcPr>
-            <w:tcW w:w="1450" w:type="dxa"/>
+            <w:tcW w:w="1701" w:type="dxa"/>
             <w:vAlign w:val="center"/>
           </w:tcPr>
           <w:p>
@@ -1036,7 +1050,7 @@
         </w:tc>
         <w:tc>
           <w:tcPr>
-            <w:tcW w:w="1581" w:type="dxa"/>
+            <w:tcW w:w="1559" w:type="dxa"/>
             <w:vAlign w:val="center"/>
           </w:tcPr>
           <w:p>
@@ -1102,6 +1116,7 @@
           <w:sz w:val="40"/>
           <w:szCs w:val="40"/>
         </w:rPr>
+        <w:lastRenderedPageBreak/>
         <w:t>DETALLE DE EVIDENCIAS</w:t>
       </w:r>
     </w:p>
@@ -1359,7 +1374,21 @@
         <w:rPr>
           <w:lang w:val="es-SV"/>
         </w:rPr>
-        <w:t>El sistema debe validar correctamente las credenciales ingresadas, autenticar al usuario y permitirle el acceso al dashboard o módulo correspondiente según el rol asignado. Además, debe generarse una sesión activa y registrarse el evento de inicio de sesión exitoso en la bitácora o módulo de eventos.</w:t>
+        <w:t xml:space="preserve">El sistema debe validar correctamente las credenciales ingresadas, autenticar al usuario y permitirle el acceso al </w:t>
+      </w:r>
+      <w:proofErr w:type="spellStart"/>
+      <w:r>
+        <w:rPr>
+          <w:lang w:val="es-SV"/>
+        </w:rPr>
+        <w:t>dashboard</w:t>
+      </w:r>
+      <w:proofErr w:type="spellEnd"/>
+      <w:r>
+        <w:rPr>
+          <w:lang w:val="es-SV"/>
+        </w:rPr>
+        <w:t xml:space="preserve"> o módulo correspondiente según el rol asignado. Además, debe generarse una sesión activa y registrarse el evento de inicio de sesión exitoso en la bitácora o módulo de eventos.</w:t>
       </w:r>
     </w:p>
     <w:p>
@@ -1398,7 +1427,21 @@
         <w:rPr>
           <w:lang w:val="es-SV"/>
         </w:rPr>
-        <w:t>El sistema validó correctamente las credenciales del usuario y permitió el acceso sin presentar errores. El usuario fue redirigido al dashboard correspondiente a su perfil, mostrando únicamente las opciones autorizadas según su rol. La sesión quedó activa y el evento de inicio de sesión exitoso fue registrado correctamente en el sistema.</w:t>
+        <w:t xml:space="preserve">El sistema validó correctamente las credenciales del usuario y permitió el acceso sin presentar errores. El usuario fue redirigido al </w:t>
+      </w:r>
+      <w:proofErr w:type="spellStart"/>
+      <w:r>
+        <w:rPr>
+          <w:lang w:val="es-SV"/>
+        </w:rPr>
+        <w:t>dashboard</w:t>
+      </w:r>
+      <w:proofErr w:type="spellEnd"/>
+      <w:r>
+        <w:rPr>
+          <w:lang w:val="es-SV"/>
+        </w:rPr>
+        <w:t xml:space="preserve"> correspondiente a su perfil, mostrando únicamente las opciones autorizadas según su rol. La sesión quedó activa y el evento de inicio de sesión exitoso fue registrado correctamente en el sistema.</w:t>
       </w:r>
     </w:p>
     <w:p>
@@ -1439,6 +1482,14 @@
         </w:rPr>
         <w:t>La autenticación se ejecutó de manera satisfactoria. No se presentaron mensajes de error, interrupciones ni retrasos durante el proceso. Se verificó que el sistema no expusiera la contraseña ingresada y que el usuario tuviera acceso únicamente a las funciones permitidas por su rol.</w:t>
       </w:r>
+    </w:p>
+    <w:p>
+      <w:pPr>
+        <w:pStyle w:val="Textoindependiente"/>
+        <w:rPr>
+          <w:lang w:val="es-SV"/>
+        </w:rPr>
+      </w:pPr>
     </w:p>
     <w:p>
       <w:pPr>
@@ -1717,6 +1768,11 @@
       <w:pPr>
         <w:jc w:val="both"/>
       </w:pPr>
+    </w:p>
+    <w:p>
+      <w:pPr>
+        <w:jc w:val="both"/>
+      </w:pPr>
       <w:r>
         <w:t xml:space="preserve">☐ El sistema </w:t>
       </w:r>
@@ -1810,13 +1866,26 @@
         <w:t>, s</w:t>
       </w:r>
       <w:r>
-        <w:t>e redirige al Dashboard</w:t>
-      </w:r>
+        <w:t xml:space="preserve">e redirige al </w:t>
+      </w:r>
+      <w:proofErr w:type="spellStart"/>
+      <w:r>
+        <w:t>Dashboard</w:t>
+      </w:r>
+      <w:proofErr w:type="spellEnd"/>
       <w:r>
         <w:t xml:space="preserve"> y e</w:t>
       </w:r>
       <w:r>
-        <w:t>l Dashboard carga correctamente</w:t>
+        <w:t xml:space="preserve">l </w:t>
+      </w:r>
+      <w:proofErr w:type="spellStart"/>
+      <w:r>
+        <w:t>Dashboard</w:t>
+      </w:r>
+      <w:proofErr w:type="spellEnd"/>
+      <w:r>
+        <w:t xml:space="preserve"> carga correctamente</w:t>
       </w:r>
     </w:p>
     <w:p>
@@ -2188,7 +2257,21 @@
         <w:rPr>
           <w:lang w:val="es-SV"/>
         </w:rPr>
-        <w:t>El sistema identificó correctamente que la contraseña ingresada era incorrecta y rechazó el intento de autenticación. No permitió el acceso al dashboard ni a ningún recurso protegido, mostró un mensaje de credenciales inválidas y no creó una sesión para el usuario. Asimismo, el intento fallido quedó registrado en el módulo de eventos</w:t>
+        <w:t xml:space="preserve">El sistema identificó correctamente que la contraseña ingresada era incorrecta y rechazó el intento de autenticación. No permitió el acceso al </w:t>
+      </w:r>
+      <w:proofErr w:type="spellStart"/>
+      <w:r>
+        <w:rPr>
+          <w:lang w:val="es-SV"/>
+        </w:rPr>
+        <w:t>dashboard</w:t>
+      </w:r>
+      <w:proofErr w:type="spellEnd"/>
+      <w:r>
+        <w:rPr>
+          <w:lang w:val="es-SV"/>
+        </w:rPr>
+        <w:t xml:space="preserve"> ni a ningún recurso protegido, mostró un mensaje de credenciales inválidas y no creó una sesión para el usuario. Asimismo, el intento fallido quedó registrado en el módulo de eventos</w:t>
       </w:r>
       <w:r>
         <w:rPr>
@@ -2324,13 +2407,7 @@
         <w:rPr>
           <w:lang w:val="es-SV"/>
         </w:rPr>
-        <w:t>☐</w:t>
-      </w:r>
-      <w:r>
-        <w:rPr>
-          <w:lang w:val="es-SV"/>
-        </w:rPr>
-        <w:t xml:space="preserve"> </w:t>
+        <w:t xml:space="preserve">☐ </w:t>
       </w:r>
       <w:r>
         <w:rPr>
@@ -2696,7 +2773,19 @@
         <w:rPr>
           <w:lang w:val="es-SV"/>
         </w:rPr>
-        <w:t>_________________________</w:t>
+        <w:t>______________________</w:t>
+      </w:r>
+      <w:r>
+        <w:rPr>
+          <w:lang w:val="es-SV"/>
+        </w:rPr>
+        <w:t>______________</w:t>
+      </w:r>
+      <w:r>
+        <w:rPr>
+          <w:lang w:val="es-SV"/>
+        </w:rPr>
+        <w:t>___</w:t>
       </w:r>
     </w:p>
     <w:p>
@@ -2745,7 +2834,19 @@
         <w:rPr>
           <w:lang w:val="es-SV"/>
         </w:rPr>
-        <w:t>___</w:t>
+        <w:t>_</w:t>
+      </w:r>
+      <w:r>
+        <w:rPr>
+          <w:lang w:val="es-SV"/>
+        </w:rPr>
+        <w:t>________</w:t>
+      </w:r>
+      <w:r>
+        <w:rPr>
+          <w:lang w:val="es-SV"/>
+        </w:rPr>
+        <w:t>__</w:t>
       </w:r>
     </w:p>
     <w:p>
@@ -2878,8 +2979,16 @@
         <w:rPr>
           <w:lang w:val="es-SV"/>
         </w:rPr>
-        <w:t>El sistema identificó correctamente que el usuario ingresado no se encontraba registrado y rechazó el intento de autenticación. No permitió el acceso al dashboard</w:t>
-      </w:r>
+        <w:t xml:space="preserve">El sistema identificó correctamente que el usuario ingresado no se encontraba registrado y rechazó el intento de autenticación. No permitió el acceso al </w:t>
+      </w:r>
+      <w:proofErr w:type="spellStart"/>
+      <w:r>
+        <w:rPr>
+          <w:lang w:val="es-SV"/>
+        </w:rPr>
+        <w:t>dashboard</w:t>
+      </w:r>
+      <w:proofErr w:type="spellEnd"/>
       <w:r>
         <w:rPr>
           <w:lang w:val="es-SV"/>
@@ -3065,13 +3174,7 @@
         <w:rPr>
           <w:lang w:val="es-SV"/>
         </w:rPr>
-        <w:t>☐</w:t>
-      </w:r>
-      <w:r>
-        <w:rPr>
-          <w:lang w:val="es-SV"/>
-        </w:rPr>
-        <w:t xml:space="preserve"> </w:t>
+        <w:t xml:space="preserve">☐ </w:t>
       </w:r>
       <w:r>
         <w:rPr>
@@ -3140,13 +3243,7 @@
         <w:rPr>
           <w:lang w:val="es-SV"/>
         </w:rPr>
-        <w:t>☐</w:t>
-      </w:r>
-      <w:r>
-        <w:rPr>
-          <w:lang w:val="es-SV"/>
-        </w:rPr>
-        <w:t xml:space="preserve"> </w:t>
+        <w:t xml:space="preserve">☐ </w:t>
       </w:r>
       <w:r>
         <w:rPr>
@@ -3250,6 +3347,9 @@
       </w:r>
     </w:p>
     <w:p>
+      <w:pPr>
+        <w:jc w:val="both"/>
+      </w:pPr>
       <w:r>
         <w:rPr>
           <w:kern w:val="0"/>
@@ -3584,6 +3684,7 @@
     <w:p>
       <w:pPr>
         <w:pStyle w:val="Textoindependiente"/>
+        <w:jc w:val="both"/>
         <w:rPr>
           <w:lang w:val="es-SV"/>
         </w:rPr>
@@ -3672,13 +3773,7 @@
         <w:rPr>
           <w:lang w:val="es-SV"/>
         </w:rPr>
-        <w:t>☐</w:t>
-      </w:r>
-      <w:r>
-        <w:rPr>
-          <w:lang w:val="es-SV"/>
-        </w:rPr>
-        <w:t xml:space="preserve"> </w:t>
+        <w:t xml:space="preserve">☐ </w:t>
       </w:r>
       <w:r>
         <w:rPr>
@@ -3698,13 +3793,7 @@
         <w:rPr>
           <w:lang w:val="es-SV"/>
         </w:rPr>
-        <w:t>☐</w:t>
-      </w:r>
-      <w:r>
-        <w:rPr>
-          <w:lang w:val="es-SV"/>
-        </w:rPr>
-        <w:t xml:space="preserve"> </w:t>
+        <w:t xml:space="preserve">☐ </w:t>
       </w:r>
       <w:r>
         <w:rPr>
@@ -4132,8 +4221,16 @@
         <w:rPr>
           <w:lang w:val="es-SV"/>
         </w:rPr>
-        <w:t>El sistema verificó correctamente el estado de la cuenta antes de completar la autenticación. Detectó que la cuenta se encontraba deshabilitada y rechazó el intento de inicio de sesión, impidiendo el acceso al dashboard</w:t>
-      </w:r>
+        <w:t xml:space="preserve">El sistema verificó correctamente el estado de la cuenta antes de completar la autenticación. Detectó que la cuenta se encontraba deshabilitada y rechazó el intento de inicio de sesión, impidiendo el acceso al </w:t>
+      </w:r>
+      <w:proofErr w:type="spellStart"/>
+      <w:r>
+        <w:rPr>
+          <w:lang w:val="es-SV"/>
+        </w:rPr>
+        <w:t>dashboard</w:t>
+      </w:r>
+      <w:proofErr w:type="spellEnd"/>
     </w:p>
     <w:p>
       <w:pPr>
@@ -4296,10 +4393,10 @@
         </w:rPr>
       </w:pPr>
       <w:r>
-        <w:t>☐</w:t>
-      </w:r>
-      <w:r>
-        <w:t xml:space="preserve"> </w:t>
+        <w:rPr>
+          <w:lang w:val="es-SV"/>
+        </w:rPr>
+        <w:t xml:space="preserve">☐ </w:t>
       </w:r>
       <w:r>
         <w:rPr>
@@ -4369,10 +4466,7 @@
         </w:rPr>
       </w:pPr>
       <w:r>
-        <w:t>☐</w:t>
-      </w:r>
-      <w:r>
-        <w:t xml:space="preserve"> </w:t>
+        <w:t xml:space="preserve">☐ </w:t>
       </w:r>
       <w:r>
         <w:rPr>
@@ -4384,6 +4478,7 @@
     <w:p>
       <w:pPr>
         <w:pStyle w:val="Textoindependiente"/>
+        <w:jc w:val="center"/>
         <w:rPr>
           <w:lang w:val="es-SV"/>
         </w:rPr>
@@ -4473,10 +4568,7 @@
         </w:rPr>
       </w:pPr>
       <w:r>
-        <w:t>☐</w:t>
-      </w:r>
-      <w:r>
-        <w:t xml:space="preserve"> </w:t>
+        <w:t xml:space="preserve">☐ </w:t>
       </w:r>
       <w:r>
         <w:rPr>
@@ -4544,13 +4636,7 @@
         <w:rPr>
           <w:lang w:val="es-SV"/>
         </w:rPr>
-        <w:t>☐</w:t>
-      </w:r>
-      <w:r>
-        <w:rPr>
-          <w:lang w:val="es-SV"/>
-        </w:rPr>
-        <w:t xml:space="preserve"> </w:t>
+        <w:t xml:space="preserve">☐ </w:t>
       </w:r>
       <w:r>
         <w:rPr>
@@ -4654,19 +4740,27 @@
         <w:rPr>
           <w:lang w:val="es-SV"/>
         </w:rPr>
-        <w:t>☐</w:t>
-      </w:r>
-      <w:r>
-        <w:rPr>
-          <w:lang w:val="es-SV"/>
-        </w:rPr>
-        <w:t xml:space="preserve"> </w:t>
-      </w:r>
-      <w:r>
-        <w:rPr>
-          <w:lang w:val="es-SV"/>
-        </w:rPr>
-        <w:t>El sistema re dirige hacia el inicio, no permite pasar de ahí.</w:t>
+        <w:t xml:space="preserve">☐ </w:t>
+      </w:r>
+      <w:r>
+        <w:rPr>
+          <w:lang w:val="es-SV"/>
+        </w:rPr>
+        <w:t xml:space="preserve">El sistema </w:t>
+      </w:r>
+      <w:proofErr w:type="gramStart"/>
+      <w:r>
+        <w:rPr>
+          <w:lang w:val="es-SV"/>
+        </w:rPr>
+        <w:t>re dirige</w:t>
+      </w:r>
+      <w:proofErr w:type="gramEnd"/>
+      <w:r>
+        <w:rPr>
+          <w:lang w:val="es-SV"/>
+        </w:rPr>
+        <w:t xml:space="preserve"> hacia el inicio, no permite pasar de ahí.</w:t>
       </w:r>
     </w:p>
     <w:p>
@@ -5206,13 +5300,7 @@
         <w:rPr>
           <w:lang w:val="es-SV"/>
         </w:rPr>
-        <w:t>☐</w:t>
-      </w:r>
-      <w:r>
-        <w:rPr>
-          <w:lang w:val="es-SV"/>
-        </w:rPr>
-        <w:t xml:space="preserve"> </w:t>
+        <w:t xml:space="preserve">☐ </w:t>
       </w:r>
       <w:r>
         <w:rPr>
@@ -5274,13 +5362,11 @@
       <w:pPr>
         <w:pStyle w:val="Textoindependiente"/>
         <w:rPr>
-          <w:highlight w:val="yellow"/>
-          <w:lang w:val="es-SV"/>
-        </w:rPr>
-      </w:pPr>
-      <w:r>
-        <w:rPr>
-          <w:highlight w:val="yellow"/>
+          <w:lang w:val="es-SV"/>
+        </w:rPr>
+      </w:pPr>
+      <w:r>
+        <w:rPr>
           <w:lang w:val="es-SV"/>
         </w:rPr>
         <w:t>Y vemos que tiene 3 intentos antes de bloquearse la cuenta.</w:t>
@@ -5290,19 +5376,14 @@
       <w:pPr>
         <w:pStyle w:val="Textoindependiente"/>
         <w:rPr>
-          <w:highlight w:val="yellow"/>
-          <w:lang w:val="es-SV"/>
-        </w:rPr>
-      </w:pPr>
-      <w:r>
-        <w:t>☐</w:t>
-      </w:r>
-      <w:r>
-        <w:t xml:space="preserve"> </w:t>
-      </w:r>
-      <w:r>
-        <w:rPr>
-          <w:highlight w:val="yellow"/>
+          <w:lang w:val="es-SV"/>
+        </w:rPr>
+      </w:pPr>
+      <w:r>
+        <w:t xml:space="preserve">☐ </w:t>
+      </w:r>
+      <w:r>
+        <w:rPr>
           <w:lang w:val="es-SV"/>
         </w:rPr>
         <w:t>Ahora realizamos la prueba</w:t>
@@ -5316,17 +5397,23 @@
           <w:numId w:val="5"/>
         </w:numPr>
         <w:rPr>
-          <w:highlight w:val="yellow"/>
-          <w:lang w:val="es-SV"/>
-        </w:rPr>
-      </w:pPr>
-      <w:r>
-        <w:rPr>
-          <w:highlight w:val="yellow"/>
-          <w:lang w:val="es-SV"/>
-        </w:rPr>
-        <w:t>Usuario de prueba con estado activo :</w:t>
-      </w:r>
+          <w:lang w:val="es-SV"/>
+        </w:rPr>
+      </w:pPr>
+      <w:r>
+        <w:rPr>
+          <w:lang w:val="es-SV"/>
+        </w:rPr>
+        <w:t xml:space="preserve">Usuario de prueba con estado </w:t>
+      </w:r>
+      <w:proofErr w:type="gramStart"/>
+      <w:r>
+        <w:rPr>
+          <w:lang w:val="es-SV"/>
+        </w:rPr>
+        <w:t>activo :</w:t>
+      </w:r>
+      <w:proofErr w:type="gramEnd"/>
     </w:p>
     <w:p>
       <w:pPr>
@@ -5933,13 +6020,7 @@
         <w:rPr>
           <w:lang w:val="es-SV"/>
         </w:rPr>
-        <w:t>☐</w:t>
-      </w:r>
-      <w:r>
-        <w:rPr>
-          <w:lang w:val="es-SV"/>
-        </w:rPr>
-        <w:t xml:space="preserve"> </w:t>
+        <w:t xml:space="preserve">☐ </w:t>
       </w:r>
       <w:r>
         <w:rPr>
@@ -6048,13 +6129,7 @@
         <w:rPr>
           <w:lang w:val="es-SV"/>
         </w:rPr>
-        <w:t>☐</w:t>
-      </w:r>
-      <w:r>
-        <w:rPr>
-          <w:lang w:val="es-SV"/>
-        </w:rPr>
-        <w:t xml:space="preserve"> </w:t>
+        <w:t xml:space="preserve">☐ </w:t>
       </w:r>
       <w:r>
         <w:rPr>
